--- a/Documents/Meeting Minutes with Hobbs Client/05-03-2014 Hobbs Client Meeting - 7.docx
+++ b/Documents/Meeting Minutes with Hobbs Client/05-03-2014 Hobbs Client Meeting - 7.docx
@@ -31,6 +31,8 @@
                 <w:color w:val="auto"/>
               </w:rPr>
             </w:pPr>
+            <w:bookmarkStart w:id="0" w:name="_GoBack"/>
+            <w:bookmarkEnd w:id="0"/>
             <w:r>
               <w:rPr>
                 <w:noProof/>
@@ -243,8 +245,6 @@
               </w:rPr>
               <w:t xml:space="preserve">rd </w:t>
             </w:r>
-            <w:bookmarkStart w:id="0" w:name="_GoBack"/>
-            <w:bookmarkEnd w:id="0"/>
             <w:r>
               <w:rPr>
                 <w:color w:val="auto"/>
@@ -290,7 +290,15 @@
                 <w:color w:val="auto"/>
                 <w:sz w:val="24"/>
               </w:rPr>
-              <w:t xml:space="preserve">Presents: </w:t>
+              <w:t>Present</w:t>
+            </w:r>
+            <w:r>
+              <w:rPr>
+                <w:rFonts w:asciiTheme="minorHAnsi" w:hAnsiTheme="minorHAnsi"/>
+                <w:color w:val="auto"/>
+                <w:sz w:val="24"/>
+              </w:rPr>
+              <w:t xml:space="preserve">: </w:t>
             </w:r>
             <w:r>
               <w:rPr>
@@ -457,19 +465,7 @@
               <w:cnfStyle w:val="000000100000" w:firstRow="0" w:lastRow="0" w:firstColumn="0" w:lastColumn="0" w:oddVBand="0" w:evenVBand="0" w:oddHBand="1" w:evenHBand="0" w:firstRowFirstColumn="0" w:firstRowLastColumn="0" w:lastRowFirstColumn="0" w:lastRowLastColumn="0"/>
             </w:pPr>
             <w:r>
-              <w:t xml:space="preserve">Reviewed </w:t>
-            </w:r>
-            <w:r>
-              <w:t>final</w:t>
-            </w:r>
-            <w:r>
-              <w:t xml:space="preserve"> draft</w:t>
-            </w:r>
-            <w:r>
-              <w:t xml:space="preserve"> of the</w:t>
-            </w:r>
-            <w:r>
-              <w:t xml:space="preserve"> report </w:t>
+              <w:t>Showed admin functionality to allow admin to register new staff so they have their own account</w:t>
             </w:r>
           </w:p>
         </w:tc>
@@ -485,7 +481,7 @@
               <w:pStyle w:val="ListParagraph"/>
               <w:numPr>
                 <w:ilvl w:val="0"/>
-                <w:numId w:val="9"/>
+                <w:numId w:val="2"/>
               </w:numPr>
               <w:jc w:val="center"/>
             </w:pPr>
@@ -500,7 +496,55 @@
               <w:cnfStyle w:val="000000000000" w:firstRow="0" w:lastRow="0" w:firstColumn="0" w:lastColumn="0" w:oddVBand="0" w:evenVBand="0" w:oddHBand="0" w:evenHBand="0" w:firstRowFirstColumn="0" w:firstRowLastColumn="0" w:lastRowFirstColumn="0" w:lastRowLastColumn="0"/>
             </w:pPr>
             <w:r>
-              <w:t>Showed admin functionality to allow admin to register new staff so they have their own account</w:t>
+              <w:t>Showed the</w:t>
+            </w:r>
+            <w:r>
+              <w:t xml:space="preserve"> improved functionality</w:t>
+            </w:r>
+            <w:r>
+              <w:t xml:space="preserve"> for the admin</w:t>
+            </w:r>
+            <w:r>
+              <w:t xml:space="preserve"> on </w:t>
+            </w:r>
+            <w:r>
+              <w:t xml:space="preserve">Admin </w:t>
+            </w:r>
+            <w:r>
+              <w:t>Panel</w:t>
+            </w:r>
+            <w:r>
+              <w:t xml:space="preserve">, in the ‘Add Service’ option. I have </w:t>
+            </w:r>
+            <w:r>
+              <w:t>changed</w:t>
+            </w:r>
+            <w:r>
+              <w:t xml:space="preserve"> price entry </w:t>
+            </w:r>
+            <w:r>
+              <w:t xml:space="preserve">to </w:t>
+            </w:r>
+            <w:r>
+              <w:t>a type double entry only.</w:t>
+            </w:r>
+            <w:r>
+              <w:t xml:space="preserve"> Also showed the</w:t>
+            </w:r>
+            <w:r>
+              <w:t xml:space="preserve"> </w:t>
+            </w:r>
+            <w:r>
+              <w:t>improve</w:t>
+            </w:r>
+            <w:r>
+              <w:t>m</w:t>
+            </w:r>
+            <w:r>
+              <w:t>ent to go back to Admin Panel after the admin has successfully added the service item “Add Service Success Page”</w:t>
+            </w:r>
+            <w:r>
+              <w:t xml:space="preserve"> </w:t>
             </w:r>
           </w:p>
         </w:tc>
@@ -534,55 +578,34 @@
               <w:cnfStyle w:val="000000100000" w:firstRow="0" w:lastRow="0" w:firstColumn="0" w:lastColumn="0" w:oddVBand="0" w:evenVBand="0" w:oddHBand="1" w:evenHBand="0" w:firstRowFirstColumn="0" w:firstRowLastColumn="0" w:lastRowFirstColumn="0" w:lastRowLastColumn="0"/>
             </w:pPr>
             <w:r>
-              <w:t>Showed the</w:t>
-            </w:r>
-            <w:r>
-              <w:t xml:space="preserve"> improved functionality</w:t>
-            </w:r>
-            <w:r>
-              <w:t xml:space="preserve"> for the admin</w:t>
-            </w:r>
-            <w:r>
-              <w:t xml:space="preserve"> on </w:t>
-            </w:r>
-            <w:r>
-              <w:t xml:space="preserve">Admin </w:t>
-            </w:r>
-            <w:r>
-              <w:t>Panel</w:t>
-            </w:r>
-            <w:r>
-              <w:t xml:space="preserve">, in the ‘Add Service’ option. I have </w:t>
-            </w:r>
-            <w:r>
-              <w:t>changed</w:t>
-            </w:r>
-            <w:r>
-              <w:t xml:space="preserve"> price entry </w:t>
-            </w:r>
-            <w:r>
-              <w:t xml:space="preserve">to </w:t>
-            </w:r>
-            <w:r>
-              <w:t>a type double entry only.</w:t>
-            </w:r>
-            <w:r>
-              <w:t xml:space="preserve"> Also showed the</w:t>
-            </w:r>
-            <w:r>
-              <w:t xml:space="preserve"> </w:t>
-            </w:r>
-            <w:r>
-              <w:t>improve</w:t>
-            </w:r>
-            <w:r>
-              <w:t>m</w:t>
-            </w:r>
-            <w:r>
-              <w:t>ent to go back to Admin Panel after the admin has successfully added the service item “Add Service Success Page”</w:t>
-            </w:r>
-            <w:r>
-              <w:t xml:space="preserve"> </w:t>
+              <w:t xml:space="preserve">Showed </w:t>
+            </w:r>
+            <w:r>
+              <w:t xml:space="preserve">changes made in the </w:t>
+            </w:r>
+            <w:r>
+              <w:t xml:space="preserve">layout </w:t>
+            </w:r>
+            <w:r>
+              <w:t xml:space="preserve">(consistency and </w:t>
+            </w:r>
+            <w:r>
+              <w:t>neatness</w:t>
+            </w:r>
+            <w:r>
+              <w:t xml:space="preserve">) </w:t>
+            </w:r>
+            <w:r>
+              <w:t xml:space="preserve">and </w:t>
+            </w:r>
+            <w:r>
+              <w:t xml:space="preserve">discussed </w:t>
+            </w:r>
+            <w:r>
+              <w:t xml:space="preserve">the </w:t>
+            </w:r>
+            <w:r>
+              <w:t>information in detail that is required to be on all webpages</w:t>
             </w:r>
           </w:p>
         </w:tc>
@@ -613,7 +636,16 @@
               <w:cnfStyle w:val="000000000000" w:firstRow="0" w:lastRow="0" w:firstColumn="0" w:lastColumn="0" w:oddVBand="0" w:evenVBand="0" w:oddHBand="0" w:evenHBand="0" w:firstRowFirstColumn="0" w:firstRowLastColumn="0" w:lastRowFirstColumn="0" w:lastRowLastColumn="0"/>
             </w:pPr>
             <w:r>
-              <w:t>Showed the improved layout and the added detailed information about services on all webpages</w:t>
+              <w:t xml:space="preserve">Showed improvement s made for users to be notified as logged in after logging in on the right side of the header. </w:t>
+            </w:r>
+            <w:r>
+              <w:t xml:space="preserve">Also </w:t>
+            </w:r>
+            <w:r>
+              <w:t>showed the new logo adjusted on the</w:t>
+            </w:r>
+            <w:r>
+              <w:t xml:space="preserve"> PayPal cart page</w:t>
             </w:r>
           </w:p>
         </w:tc>
@@ -647,16 +679,19 @@
               <w:cnfStyle w:val="000000100000" w:firstRow="0" w:lastRow="0" w:firstColumn="0" w:lastColumn="0" w:oddVBand="0" w:evenVBand="0" w:oddHBand="1" w:evenHBand="0" w:firstRowFirstColumn="0" w:firstRowLastColumn="0" w:lastRowFirstColumn="0" w:lastRowLastColumn="0"/>
             </w:pPr>
             <w:r>
-              <w:t xml:space="preserve">Showed improvement s made for users to be notified as logged in after logging in on the right side of the header. </w:t>
-            </w:r>
-            <w:r>
-              <w:t xml:space="preserve">Also </w:t>
-            </w:r>
-            <w:r>
-              <w:t>showed the new logo adjusted on the</w:t>
-            </w:r>
-            <w:r>
-              <w:t xml:space="preserve"> PayPal cart page</w:t>
+              <w:t>Showed e</w:t>
+            </w:r>
+            <w:r>
+              <w:t>xtra feature</w:t>
+            </w:r>
+            <w:r>
+              <w:t xml:space="preserve"> added</w:t>
+            </w:r>
+            <w:r>
+              <w:t xml:space="preserve">: </w:t>
+            </w:r>
+            <w:r>
+              <w:t xml:space="preserve">  Commercial customer can select a preferred collection and delivery date (via calendar) </w:t>
             </w:r>
           </w:p>
         </w:tc>
@@ -685,52 +720,6 @@
           <w:p>
             <w:pPr>
               <w:cnfStyle w:val="000000000000" w:firstRow="0" w:lastRow="0" w:firstColumn="0" w:lastColumn="0" w:oddVBand="0" w:evenVBand="0" w:oddHBand="0" w:evenHBand="0" w:firstRowFirstColumn="0" w:firstRowLastColumn="0" w:lastRowFirstColumn="0" w:lastRowLastColumn="0"/>
-            </w:pPr>
-            <w:r>
-              <w:t>Showed e</w:t>
-            </w:r>
-            <w:r>
-              <w:t>xtra feature</w:t>
-            </w:r>
-            <w:r>
-              <w:t xml:space="preserve"> added</w:t>
-            </w:r>
-            <w:r>
-              <w:t xml:space="preserve">: </w:t>
-            </w:r>
-            <w:r>
-              <w:t xml:space="preserve">  Commercial customer can select a preferred collection and delivery date (via calendar) </w:t>
-            </w:r>
-          </w:p>
-        </w:tc>
-      </w:tr>
-      <w:tr>
-        <w:trPr>
-          <w:cnfStyle w:val="000000100000" w:firstRow="0" w:lastRow="0" w:firstColumn="0" w:lastColumn="0" w:oddVBand="0" w:evenVBand="0" w:oddHBand="1" w:evenHBand="0" w:firstRowFirstColumn="0" w:firstRowLastColumn="0" w:lastRowFirstColumn="0" w:lastRowLastColumn="0"/>
-        </w:trPr>
-        <w:tc>
-          <w:tcPr>
-            <w:cnfStyle w:val="001000000000" w:firstRow="0" w:lastRow="0" w:firstColumn="1" w:lastColumn="0" w:oddVBand="0" w:evenVBand="0" w:oddHBand="0" w:evenHBand="0" w:firstRowFirstColumn="0" w:firstRowLastColumn="0" w:lastRowFirstColumn="0" w:lastRowLastColumn="0"/>
-            <w:tcW w:w="817" w:type="dxa"/>
-          </w:tcPr>
-          <w:p>
-            <w:pPr>
-              <w:pStyle w:val="ListParagraph"/>
-              <w:numPr>
-                <w:ilvl w:val="0"/>
-                <w:numId w:val="2"/>
-              </w:numPr>
-              <w:jc w:val="center"/>
-            </w:pPr>
-          </w:p>
-        </w:tc>
-        <w:tc>
-          <w:tcPr>
-            <w:tcW w:w="8363" w:type="dxa"/>
-          </w:tcPr>
-          <w:p>
-            <w:pPr>
-              <w:cnfStyle w:val="000000100000" w:firstRow="0" w:lastRow="0" w:firstColumn="0" w:lastColumn="0" w:oddVBand="0" w:evenVBand="0" w:oddHBand="1" w:evenHBand="0" w:firstRowFirstColumn="0" w:firstRowLastColumn="0" w:lastRowFirstColumn="0" w:lastRowLastColumn="0"/>
             </w:pPr>
             <w:r>
               <w:t>Showed e</w:t>
@@ -836,6 +825,12 @@
               <w:jc w:val="center"/>
               <w:cnfStyle w:val="000000100000" w:firstRow="0" w:lastRow="0" w:firstColumn="0" w:lastColumn="0" w:oddVBand="0" w:evenVBand="0" w:oddHBand="1" w:evenHBand="0" w:firstRowFirstColumn="0" w:firstRowLastColumn="0" w:lastRowFirstColumn="0" w:lastRowLastColumn="0"/>
             </w:pPr>
+            <w:r>
+              <w:t xml:space="preserve">Included information </w:t>
+            </w:r>
+            <w:r>
+              <w:t>content in all web pages from discussion with the client</w:t>
+            </w:r>
           </w:p>
         </w:tc>
       </w:tr>
@@ -951,7 +946,6 @@
         <w:ind w:firstLine="720"/>
       </w:pPr>
       <w:r>
-        <w:lastRenderedPageBreak/>
         <w:t>Student</w:t>
       </w:r>
       <w:r>
@@ -977,20 +971,9 @@
         <w:t>Client</w:t>
       </w:r>
     </w:p>
-    <w:p>
-      <w:r>
-        <w:rPr>
-          <w:rFonts w:ascii="Calibri" w:eastAsia="Times New Roman" w:hAnsi="Calibri" w:cs="Times New Roman"/>
-          <w:color w:val="000000"/>
-          <w:sz w:val="24"/>
-          <w:szCs w:val="24"/>
-        </w:rPr>
-        <w:br/>
-      </w:r>
-    </w:p>
-    <w:p/>
     <w:sectPr>
       <w:headerReference w:type="default" r:id="rId9"/>
+      <w:footerReference w:type="default" r:id="rId10"/>
       <w:pgSz w:w="11906" w:h="16838"/>
       <w:pgMar w:top="1440" w:right="1440" w:bottom="1440" w:left="1440" w:header="708" w:footer="708" w:gutter="0"/>
       <w:pgBorders w:offsetFrom="page">
@@ -1029,6 +1012,59 @@
     </w:p>
   </w:endnote>
 </w:endnotes>
+</file>
+
+<file path=word/footer1.xml><?xml version="1.0" encoding="utf-8"?>
+<w:ftr xmlns:wpc="http://schemas.microsoft.com/office/word/2010/wordprocessingCanvas" xmlns:mc="http://schemas.openxmlformats.org/markup-compatibility/2006" xmlns:o="urn:schemas-microsoft-com:office:office" xmlns:r="http://schemas.openxmlformats.org/officeDocument/2006/relationships" xmlns:m="http://schemas.openxmlformats.org/officeDocument/2006/math" xmlns:v="urn:schemas-microsoft-com:vml" xmlns:wp14="http://schemas.microsoft.com/office/word/2010/wordprocessingDrawing" xmlns:wp="http://schemas.openxmlformats.org/drawingml/2006/wordprocessingDrawing" xmlns:w10="urn:schemas-microsoft-com:office:word" xmlns:w="http://schemas.openxmlformats.org/wordprocessingml/2006/main" xmlns:w14="http://schemas.microsoft.com/office/word/2010/wordml" xmlns:wpg="http://schemas.microsoft.com/office/word/2010/wordprocessingGroup" xmlns:wpi="http://schemas.microsoft.com/office/word/2010/wordprocessingInk" xmlns:wne="http://schemas.microsoft.com/office/word/2006/wordml" xmlns:wps="http://schemas.microsoft.com/office/word/2010/wordprocessingShape" mc:Ignorable="w14 wp14">
+  <w:sdt>
+    <w:sdtPr>
+      <w:id w:val="-1908449862"/>
+      <w:docPartObj>
+        <w:docPartGallery w:val="Page Numbers (Bottom of Page)"/>
+        <w:docPartUnique/>
+      </w:docPartObj>
+    </w:sdtPr>
+    <w:sdtEndPr>
+      <w:rPr>
+        <w:noProof/>
+      </w:rPr>
+    </w:sdtEndPr>
+    <w:sdtContent>
+      <w:p>
+        <w:pPr>
+          <w:pStyle w:val="Footer"/>
+          <w:jc w:val="right"/>
+        </w:pPr>
+        <w:r>
+          <w:fldChar w:fldCharType="begin"/>
+        </w:r>
+        <w:r>
+          <w:instrText xml:space="preserve"> PAGE   \* MERGEFORMAT </w:instrText>
+        </w:r>
+        <w:r>
+          <w:fldChar w:fldCharType="separate"/>
+        </w:r>
+        <w:r>
+          <w:rPr>
+            <w:noProof/>
+          </w:rPr>
+          <w:t>1</w:t>
+        </w:r>
+        <w:r>
+          <w:rPr>
+            <w:noProof/>
+          </w:rPr>
+          <w:fldChar w:fldCharType="end"/>
+        </w:r>
+      </w:p>
+    </w:sdtContent>
+  </w:sdt>
+  <w:p>
+    <w:pPr>
+      <w:pStyle w:val="Footer"/>
+    </w:pPr>
+  </w:p>
+</w:ftr>
 </file>
 
 <file path=word/footnotes.xml><?xml version="1.0" encoding="utf-8"?>

--- a/Documents/Meeting Minutes with Hobbs Client/05-03-2014 Hobbs Client Meeting - 7.docx
+++ b/Documents/Meeting Minutes with Hobbs Client/05-03-2014 Hobbs Client Meeting - 7.docx
@@ -31,15 +31,13 @@
                 <w:color w:val="auto"/>
               </w:rPr>
             </w:pPr>
-            <w:bookmarkStart w:id="0" w:name="_GoBack"/>
-            <w:bookmarkEnd w:id="0"/>
             <w:r>
               <w:rPr>
                 <w:noProof/>
                 <w:color w:val="auto"/>
               </w:rPr>
               <w:drawing>
-                <wp:anchor distT="0" distB="0" distL="114300" distR="114300" simplePos="0" relativeHeight="251658240" behindDoc="1" locked="0" layoutInCell="1" allowOverlap="1" wp14:anchorId="6B654171" wp14:editId="268C7BB2">
+                <wp:anchor distT="0" distB="0" distL="114300" distR="114300" simplePos="0" relativeHeight="251659264" behindDoc="1" locked="0" layoutInCell="1" allowOverlap="1" wp14:anchorId="0810360C" wp14:editId="70F62733">
                   <wp:simplePos x="0" y="0"/>
                   <wp:positionH relativeFrom="column">
                     <wp:posOffset>4123055</wp:posOffset>
@@ -105,7 +103,7 @@
                 <w:color w:val="auto"/>
               </w:rPr>
               <w:drawing>
-                <wp:anchor distT="0" distB="0" distL="114300" distR="114300" simplePos="0" relativeHeight="251660288" behindDoc="1" locked="0" layoutInCell="1" allowOverlap="1" wp14:anchorId="76722803" wp14:editId="1475FED1">
+                <wp:anchor distT="0" distB="0" distL="114300" distR="114300" simplePos="0" relativeHeight="251660288" behindDoc="1" locked="0" layoutInCell="1" allowOverlap="1" wp14:anchorId="2E4ABC40" wp14:editId="0424AC4F">
                   <wp:simplePos x="0" y="0"/>
                   <wp:positionH relativeFrom="column">
                     <wp:posOffset>4123055</wp:posOffset>
@@ -163,14 +161,7 @@
                 <w:noProof/>
                 <w:color w:val="auto"/>
               </w:rPr>
-              <w:t xml:space="preserve"> Cleaners </w:t>
-            </w:r>
-            <w:r>
-              <w:rPr>
-                <w:noProof/>
-                <w:color w:val="auto"/>
-              </w:rPr>
-              <w:t>&amp; Launderette Meeting Minutes #7</w:t>
+              <w:t xml:space="preserve"> Cleaners &amp; Launderette Meeting Minutes #7</w:t>
             </w:r>
           </w:p>
           <w:p>
@@ -189,11 +180,6 @@
                 <w:color w:val="auto"/>
               </w:rPr>
               <w:tab/>
-            </w:r>
-            <w:r>
-              <w:rPr>
-                <w:color w:val="auto"/>
-              </w:rPr>
               <w:t>Location: Hobbs Launderette</w:t>
             </w:r>
             <w:r>
@@ -219,24 +205,7 @@
                 <w:color w:val="auto"/>
               </w:rPr>
               <w:tab/>
-            </w:r>
-            <w:r>
-              <w:rPr>
-                <w:color w:val="auto"/>
-              </w:rPr>
-              <w:t>May</w:t>
-            </w:r>
-            <w:r>
-              <w:rPr>
-                <w:color w:val="auto"/>
-              </w:rPr>
-              <w:t xml:space="preserve"> </w:t>
-            </w:r>
-            <w:r>
-              <w:rPr>
-                <w:color w:val="auto"/>
-              </w:rPr>
-              <w:t>03</w:t>
+              <w:t>May 03</w:t>
             </w:r>
             <w:r>
               <w:rPr>
@@ -300,6 +269,7 @@
               </w:rPr>
               <w:t xml:space="preserve">: </w:t>
             </w:r>
+            <w:proofErr w:type="spellStart"/>
             <w:r>
               <w:rPr>
                 <w:rFonts w:asciiTheme="minorHAnsi" w:hAnsiTheme="minorHAnsi"/>
@@ -307,8 +277,9 @@
                 <w:color w:val="auto"/>
                 <w:sz w:val="24"/>
               </w:rPr>
-              <w:t>Tika Lal Bomjan and</w:t>
-            </w:r>
+              <w:t>Tika</w:t>
+            </w:r>
+            <w:proofErr w:type="spellEnd"/>
             <w:r>
               <w:rPr>
                 <w:rFonts w:asciiTheme="minorHAnsi" w:hAnsiTheme="minorHAnsi"/>
@@ -316,7 +287,67 @@
                 <w:color w:val="auto"/>
                 <w:sz w:val="24"/>
               </w:rPr>
-              <w:t xml:space="preserve"> Gurvinder Kaur</w:t>
+              <w:t xml:space="preserve"> </w:t>
+            </w:r>
+            <w:proofErr w:type="spellStart"/>
+            <w:r>
+              <w:rPr>
+                <w:rFonts w:asciiTheme="minorHAnsi" w:hAnsiTheme="minorHAnsi"/>
+                <w:b w:val="0"/>
+                <w:color w:val="auto"/>
+                <w:sz w:val="24"/>
+              </w:rPr>
+              <w:t>Lal</w:t>
+            </w:r>
+            <w:proofErr w:type="spellEnd"/>
+            <w:r>
+              <w:rPr>
+                <w:rFonts w:asciiTheme="minorHAnsi" w:hAnsiTheme="minorHAnsi"/>
+                <w:b w:val="0"/>
+                <w:color w:val="auto"/>
+                <w:sz w:val="24"/>
+              </w:rPr>
+              <w:t xml:space="preserve"> </w:t>
+            </w:r>
+            <w:proofErr w:type="spellStart"/>
+            <w:r>
+              <w:rPr>
+                <w:rFonts w:asciiTheme="minorHAnsi" w:hAnsiTheme="minorHAnsi"/>
+                <w:b w:val="0"/>
+                <w:color w:val="auto"/>
+                <w:sz w:val="24"/>
+              </w:rPr>
+              <w:t>Bomjan</w:t>
+            </w:r>
+            <w:proofErr w:type="spellEnd"/>
+            <w:r>
+              <w:rPr>
+                <w:rFonts w:asciiTheme="minorHAnsi" w:hAnsiTheme="minorHAnsi"/>
+                <w:b w:val="0"/>
+                <w:color w:val="auto"/>
+                <w:sz w:val="24"/>
+              </w:rPr>
+              <w:t xml:space="preserve"> and </w:t>
+            </w:r>
+            <w:proofErr w:type="spellStart"/>
+            <w:r>
+              <w:rPr>
+                <w:rFonts w:asciiTheme="minorHAnsi" w:hAnsiTheme="minorHAnsi"/>
+                <w:b w:val="0"/>
+                <w:color w:val="auto"/>
+                <w:sz w:val="24"/>
+              </w:rPr>
+              <w:t>Gurvinder</w:t>
+            </w:r>
+            <w:proofErr w:type="spellEnd"/>
+            <w:r>
+              <w:rPr>
+                <w:rFonts w:asciiTheme="minorHAnsi" w:hAnsiTheme="minorHAnsi"/>
+                <w:b w:val="0"/>
+                <w:color w:val="auto"/>
+                <w:sz w:val="24"/>
+              </w:rPr>
+              <w:t xml:space="preserve"> Kaur</w:t>
             </w:r>
             <w:r>
               <w:rPr>
@@ -465,7 +496,7 @@
               <w:cnfStyle w:val="000000100000" w:firstRow="0" w:lastRow="0" w:firstColumn="0" w:lastColumn="0" w:oddVBand="0" w:evenVBand="0" w:oddHBand="1" w:evenHBand="0" w:firstRowFirstColumn="0" w:firstRowLastColumn="0" w:lastRowFirstColumn="0" w:lastRowLastColumn="0"/>
             </w:pPr>
             <w:r>
-              <w:t>Showed admin functionality to allow admin to register new staff so they have their own account</w:t>
+              <w:t>Showed admin functionality to allow admin to register new admin staff member so they have their own account</w:t>
             </w:r>
           </w:p>
         </w:tc>
@@ -496,25 +527,10 @@
               <w:cnfStyle w:val="000000000000" w:firstRow="0" w:lastRow="0" w:firstColumn="0" w:lastColumn="0" w:oddVBand="0" w:evenVBand="0" w:oddHBand="0" w:evenHBand="0" w:firstRowFirstColumn="0" w:firstRowLastColumn="0" w:lastRowFirstColumn="0" w:lastRowLastColumn="0"/>
             </w:pPr>
             <w:r>
-              <w:t>Showed the</w:t>
-            </w:r>
-            <w:r>
-              <w:t xml:space="preserve"> improved functionality</w:t>
-            </w:r>
-            <w:r>
-              <w:t xml:space="preserve"> for the admin</w:t>
-            </w:r>
-            <w:r>
-              <w:t xml:space="preserve"> on </w:t>
-            </w:r>
-            <w:r>
-              <w:t xml:space="preserve">Admin </w:t>
-            </w:r>
-            <w:r>
-              <w:t>Panel</w:t>
-            </w:r>
-            <w:r>
-              <w:t xml:space="preserve">, in the ‘Add Service’ option. I have </w:t>
+              <w:t xml:space="preserve">Showed the improved functionality for the admin on Admin </w:t>
+            </w:r>
+            <w:r>
+              <w:t xml:space="preserve">Panel, in the ‘Add Service’ option. I have </w:t>
             </w:r>
             <w:r>
               <w:t>changed</w:t>
@@ -529,22 +545,7 @@
               <w:t>a type double entry only.</w:t>
             </w:r>
             <w:r>
-              <w:t xml:space="preserve"> Also showed the</w:t>
-            </w:r>
-            <w:r>
-              <w:t xml:space="preserve"> </w:t>
-            </w:r>
-            <w:r>
-              <w:t>improve</w:t>
-            </w:r>
-            <w:r>
-              <w:t>m</w:t>
-            </w:r>
-            <w:r>
-              <w:t>ent to go back to Admin Panel after the admin has successfully added the service item “Add Service Success Page”</w:t>
-            </w:r>
-            <w:r>
-              <w:t xml:space="preserve"> </w:t>
+              <w:t xml:space="preserve"> Also showed the improvement to go back to Admin Panel after the admin has successfully added the service item “Add Service Success Page” </w:t>
             </w:r>
           </w:p>
         </w:tc>
@@ -578,34 +579,7 @@
               <w:cnfStyle w:val="000000100000" w:firstRow="0" w:lastRow="0" w:firstColumn="0" w:lastColumn="0" w:oddVBand="0" w:evenVBand="0" w:oddHBand="1" w:evenHBand="0" w:firstRowFirstColumn="0" w:firstRowLastColumn="0" w:lastRowFirstColumn="0" w:lastRowLastColumn="0"/>
             </w:pPr>
             <w:r>
-              <w:t xml:space="preserve">Showed </w:t>
-            </w:r>
-            <w:r>
-              <w:t xml:space="preserve">changes made in the </w:t>
-            </w:r>
-            <w:r>
-              <w:t xml:space="preserve">layout </w:t>
-            </w:r>
-            <w:r>
-              <w:t xml:space="preserve">(consistency and </w:t>
-            </w:r>
-            <w:r>
-              <w:t>neatness</w:t>
-            </w:r>
-            <w:r>
-              <w:t xml:space="preserve">) </w:t>
-            </w:r>
-            <w:r>
-              <w:t xml:space="preserve">and </w:t>
-            </w:r>
-            <w:r>
-              <w:t xml:space="preserve">discussed </w:t>
-            </w:r>
-            <w:r>
-              <w:t xml:space="preserve">the </w:t>
-            </w:r>
-            <w:r>
-              <w:t>information in detail that is required to be on all webpages</w:t>
+              <w:t>Showed changes made in the layout (consistency and neatness) and discussed the information in detail that is required to be on all webpages</w:t>
             </w:r>
           </w:p>
         </w:tc>
@@ -636,16 +610,7 @@
               <w:cnfStyle w:val="000000000000" w:firstRow="0" w:lastRow="0" w:firstColumn="0" w:lastColumn="0" w:oddVBand="0" w:evenVBand="0" w:oddHBand="0" w:evenHBand="0" w:firstRowFirstColumn="0" w:firstRowLastColumn="0" w:lastRowFirstColumn="0" w:lastRowLastColumn="0"/>
             </w:pPr>
             <w:r>
-              <w:t xml:space="preserve">Showed improvement s made for users to be notified as logged in after logging in on the right side of the header. </w:t>
-            </w:r>
-            <w:r>
-              <w:t xml:space="preserve">Also </w:t>
-            </w:r>
-            <w:r>
-              <w:t>showed the new logo adjusted on the</w:t>
-            </w:r>
-            <w:r>
-              <w:t xml:space="preserve"> PayPal cart page</w:t>
+              <w:t>Showed improvement s made for users to be notified as logged in after logging in on the right side of the header. Also showed the new logo adjusted on the PayPal cart page</w:t>
             </w:r>
           </w:p>
         </w:tc>
@@ -679,19 +644,7 @@
               <w:cnfStyle w:val="000000100000" w:firstRow="0" w:lastRow="0" w:firstColumn="0" w:lastColumn="0" w:oddVBand="0" w:evenVBand="0" w:oddHBand="1" w:evenHBand="0" w:firstRowFirstColumn="0" w:firstRowLastColumn="0" w:lastRowFirstColumn="0" w:lastRowLastColumn="0"/>
             </w:pPr>
             <w:r>
-              <w:t>Showed e</w:t>
-            </w:r>
-            <w:r>
-              <w:t>xtra feature</w:t>
-            </w:r>
-            <w:r>
-              <w:t xml:space="preserve"> added</w:t>
-            </w:r>
-            <w:r>
-              <w:t xml:space="preserve">: </w:t>
-            </w:r>
-            <w:r>
-              <w:t xml:space="preserve">  Commercial customer can select a preferred collection and delivery date (via calendar) </w:t>
+              <w:t xml:space="preserve">Showed additional feature added:   Commercial customer can select a preferred collection and delivery date (via calendar) </w:t>
             </w:r>
           </w:p>
         </w:tc>
@@ -722,16 +675,7 @@
               <w:cnfStyle w:val="000000000000" w:firstRow="0" w:lastRow="0" w:firstColumn="0" w:lastColumn="0" w:oddVBand="0" w:evenVBand="0" w:oddHBand="0" w:evenHBand="0" w:firstRowFirstColumn="0" w:firstRowLastColumn="0" w:lastRowFirstColumn="0" w:lastRowLastColumn="0"/>
             </w:pPr>
             <w:r>
-              <w:t>Showed e</w:t>
-            </w:r>
-            <w:r>
-              <w:t>xtra feature</w:t>
-            </w:r>
-            <w:r>
-              <w:t xml:space="preserve"> added</w:t>
-            </w:r>
-            <w:r>
-              <w:t>:  Commercial customer can select a preferred collection and delivery  time (between morning 09.00-12.00, afternoon 12.00-15.00 and early evening 15.00-18.00)</w:t>
+              <w:t>Showed additional feature added:  Commercial customer can select a preferred collection and delivery  time (between morning 09.00-12.00, afternoon 12.00-15.00 and early evening 15.00-18.00)</w:t>
             </w:r>
           </w:p>
         </w:tc>
@@ -826,10 +770,7 @@
               <w:cnfStyle w:val="000000100000" w:firstRow="0" w:lastRow="0" w:firstColumn="0" w:lastColumn="0" w:oddVBand="0" w:evenVBand="0" w:oddHBand="1" w:evenHBand="0" w:firstRowFirstColumn="0" w:firstRowLastColumn="0" w:lastRowFirstColumn="0" w:lastRowLastColumn="0"/>
             </w:pPr>
             <w:r>
-              <w:t xml:space="preserve">Included information </w:t>
-            </w:r>
-            <w:r>
-              <w:t>content in all web pages from discussion with the client</w:t>
+              <w:t>Included information content in all web pages from discussion with the client</w:t>
             </w:r>
           </w:p>
         </w:tc>
@@ -857,7 +798,10 @@
         <w:t>Signed:</w:t>
       </w:r>
     </w:p>
-    <w:p/>
+    <w:p>
+      <w:bookmarkStart w:id="0" w:name="_GoBack"/>
+      <w:bookmarkEnd w:id="0"/>
+    </w:p>
     <w:p>
       <w:pPr>
         <w:ind w:firstLine="720"/>
@@ -865,11 +809,19 @@
           <w:b/>
         </w:rPr>
       </w:pPr>
+      <w:proofErr w:type="spellStart"/>
       <w:r>
         <w:rPr>
           <w:b/>
         </w:rPr>
-        <w:t>Gurvinder Kaur</w:t>
+        <w:t>Gurvinder</w:t>
+      </w:r>
+      <w:proofErr w:type="spellEnd"/>
+      <w:r>
+        <w:rPr>
+          <w:b/>
+        </w:rPr>
+        <w:t xml:space="preserve"> Kaur</w:t>
       </w:r>
       <w:r>
         <w:rPr>
@@ -906,8 +858,43 @@
           <w:b/>
         </w:rPr>
         <w:tab/>
-        <w:t>Tika Lal Bomjan</w:t>
       </w:r>
+      <w:proofErr w:type="spellStart"/>
+      <w:r>
+        <w:rPr>
+          <w:b/>
+        </w:rPr>
+        <w:t>Tika</w:t>
+      </w:r>
+      <w:proofErr w:type="spellEnd"/>
+      <w:r>
+        <w:rPr>
+          <w:b/>
+        </w:rPr>
+        <w:t xml:space="preserve"> </w:t>
+      </w:r>
+      <w:proofErr w:type="spellStart"/>
+      <w:r>
+        <w:rPr>
+          <w:b/>
+        </w:rPr>
+        <w:t>Lal</w:t>
+      </w:r>
+      <w:proofErr w:type="spellEnd"/>
+      <w:r>
+        <w:rPr>
+          <w:b/>
+        </w:rPr>
+        <w:t xml:space="preserve"> </w:t>
+      </w:r>
+      <w:proofErr w:type="spellStart"/>
+      <w:r>
+        <w:rPr>
+          <w:b/>
+        </w:rPr>
+        <w:t>Bomjan</w:t>
+      </w:r>
+      <w:proofErr w:type="spellEnd"/>
     </w:p>
     <w:p>
       <w:pPr>
@@ -972,8 +959,12 @@
       </w:r>
     </w:p>
     <w:sectPr>
-      <w:headerReference w:type="default" r:id="rId9"/>
-      <w:footerReference w:type="default" r:id="rId10"/>
+      <w:headerReference w:type="even" r:id="rId9"/>
+      <w:headerReference w:type="default" r:id="rId10"/>
+      <w:footerReference w:type="even" r:id="rId11"/>
+      <w:footerReference w:type="default" r:id="rId12"/>
+      <w:headerReference w:type="first" r:id="rId13"/>
+      <w:footerReference w:type="first" r:id="rId14"/>
       <w:pgSz w:w="11906" w:h="16838"/>
       <w:pgMar w:top="1440" w:right="1440" w:bottom="1440" w:left="1440" w:header="708" w:footer="708" w:gutter="0"/>
       <w:pgBorders w:offsetFrom="page">
@@ -1016,6 +1007,16 @@
 
 <file path=word/footer1.xml><?xml version="1.0" encoding="utf-8"?>
 <w:ftr xmlns:wpc="http://schemas.microsoft.com/office/word/2010/wordprocessingCanvas" xmlns:mc="http://schemas.openxmlformats.org/markup-compatibility/2006" xmlns:o="urn:schemas-microsoft-com:office:office" xmlns:r="http://schemas.openxmlformats.org/officeDocument/2006/relationships" xmlns:m="http://schemas.openxmlformats.org/officeDocument/2006/math" xmlns:v="urn:schemas-microsoft-com:vml" xmlns:wp14="http://schemas.microsoft.com/office/word/2010/wordprocessingDrawing" xmlns:wp="http://schemas.openxmlformats.org/drawingml/2006/wordprocessingDrawing" xmlns:w10="urn:schemas-microsoft-com:office:word" xmlns:w="http://schemas.openxmlformats.org/wordprocessingml/2006/main" xmlns:w14="http://schemas.microsoft.com/office/word/2010/wordml" xmlns:wpg="http://schemas.microsoft.com/office/word/2010/wordprocessingGroup" xmlns:wpi="http://schemas.microsoft.com/office/word/2010/wordprocessingInk" xmlns:wne="http://schemas.microsoft.com/office/word/2006/wordml" xmlns:wps="http://schemas.microsoft.com/office/word/2010/wordprocessingShape" mc:Ignorable="w14 wp14">
+  <w:p>
+    <w:pPr>
+      <w:pStyle w:val="Footer"/>
+    </w:pPr>
+  </w:p>
+</w:ftr>
+</file>
+
+<file path=word/footer2.xml><?xml version="1.0" encoding="utf-8"?>
+<w:ftr xmlns:wpc="http://schemas.microsoft.com/office/word/2010/wordprocessingCanvas" xmlns:mc="http://schemas.openxmlformats.org/markup-compatibility/2006" xmlns:o="urn:schemas-microsoft-com:office:office" xmlns:r="http://schemas.openxmlformats.org/officeDocument/2006/relationships" xmlns:m="http://schemas.openxmlformats.org/officeDocument/2006/math" xmlns:v="urn:schemas-microsoft-com:vml" xmlns:wp14="http://schemas.microsoft.com/office/word/2010/wordprocessingDrawing" xmlns:wp="http://schemas.openxmlformats.org/drawingml/2006/wordprocessingDrawing" xmlns:w10="urn:schemas-microsoft-com:office:word" xmlns:w="http://schemas.openxmlformats.org/wordprocessingml/2006/main" xmlns:w14="http://schemas.microsoft.com/office/word/2010/wordml" xmlns:wpg="http://schemas.microsoft.com/office/word/2010/wordprocessingGroup" xmlns:wpi="http://schemas.microsoft.com/office/word/2010/wordprocessingInk" xmlns:wne="http://schemas.microsoft.com/office/word/2006/wordml" xmlns:wps="http://schemas.microsoft.com/office/word/2010/wordprocessingShape" mc:Ignorable="w14 wp14">
   <w:sdt>
     <w:sdtPr>
       <w:id w:val="-1908449862"/>
@@ -1033,28 +1034,16 @@
       <w:p>
         <w:pPr>
           <w:pStyle w:val="Footer"/>
-          <w:jc w:val="right"/>
         </w:pPr>
         <w:r>
-          <w:fldChar w:fldCharType="begin"/>
+          <w:t>Hobbs Dry Cleaners &amp; Launderette Meeting Minutes #7</w:t>
         </w:r>
         <w:r>
-          <w:instrText xml:space="preserve"> PAGE   \* MERGEFORMAT </w:instrText>
+          <w:tab/>
         </w:r>
         <w:r>
-          <w:fldChar w:fldCharType="separate"/>
-        </w:r>
-        <w:r>
-          <w:rPr>
-            <w:noProof/>
-          </w:rPr>
-          <w:t>1</w:t>
-        </w:r>
-        <w:r>
-          <w:rPr>
-            <w:noProof/>
-          </w:rPr>
-          <w:fldChar w:fldCharType="end"/>
+          <w:tab/>
+          <w:t>2</w:t>
         </w:r>
       </w:p>
     </w:sdtContent>
@@ -1067,6 +1056,16 @@
 </w:ftr>
 </file>
 
+<file path=word/footer3.xml><?xml version="1.0" encoding="utf-8"?>
+<w:ftr xmlns:wpc="http://schemas.microsoft.com/office/word/2010/wordprocessingCanvas" xmlns:mc="http://schemas.openxmlformats.org/markup-compatibility/2006" xmlns:o="urn:schemas-microsoft-com:office:office" xmlns:r="http://schemas.openxmlformats.org/officeDocument/2006/relationships" xmlns:m="http://schemas.openxmlformats.org/officeDocument/2006/math" xmlns:v="urn:schemas-microsoft-com:vml" xmlns:wp14="http://schemas.microsoft.com/office/word/2010/wordprocessingDrawing" xmlns:wp="http://schemas.openxmlformats.org/drawingml/2006/wordprocessingDrawing" xmlns:w10="urn:schemas-microsoft-com:office:word" xmlns:w="http://schemas.openxmlformats.org/wordprocessingml/2006/main" xmlns:w14="http://schemas.microsoft.com/office/word/2010/wordml" xmlns:wpg="http://schemas.microsoft.com/office/word/2010/wordprocessingGroup" xmlns:wpi="http://schemas.microsoft.com/office/word/2010/wordprocessingInk" xmlns:wne="http://schemas.microsoft.com/office/word/2006/wordml" xmlns:wps="http://schemas.microsoft.com/office/word/2010/wordprocessingShape" mc:Ignorable="w14 wp14">
+  <w:p>
+    <w:pPr>
+      <w:pStyle w:val="Footer"/>
+    </w:pPr>
+  </w:p>
+</w:ftr>
+</file>
+
 <file path=word/footnotes.xml><?xml version="1.0" encoding="utf-8"?>
 <w:footnotes xmlns:wpc="http://schemas.microsoft.com/office/word/2010/wordprocessingCanvas" xmlns:mc="http://schemas.openxmlformats.org/markup-compatibility/2006" xmlns:o="urn:schemas-microsoft-com:office:office" xmlns:r="http://schemas.openxmlformats.org/officeDocument/2006/relationships" xmlns:m="http://schemas.openxmlformats.org/officeDocument/2006/math" xmlns:v="urn:schemas-microsoft-com:vml" xmlns:wp14="http://schemas.microsoft.com/office/word/2010/wordprocessingDrawing" xmlns:wp="http://schemas.openxmlformats.org/drawingml/2006/wordprocessingDrawing" xmlns:w10="urn:schemas-microsoft-com:office:word" xmlns:w="http://schemas.openxmlformats.org/wordprocessingml/2006/main" xmlns:w14="http://schemas.microsoft.com/office/word/2010/wordml" xmlns:wpg="http://schemas.microsoft.com/office/word/2010/wordprocessingGroup" xmlns:wpi="http://schemas.microsoft.com/office/word/2010/wordprocessingInk" xmlns:wne="http://schemas.microsoft.com/office/word/2006/wordml" xmlns:wps="http://schemas.microsoft.com/office/word/2010/wordprocessingShape" mc:Ignorable="w14 wp14">
   <w:footnote w:type="separator" w:id="-1">
@@ -1093,6 +1092,16 @@
 </file>
 
 <file path=word/header1.xml><?xml version="1.0" encoding="utf-8"?>
+<w:hdr xmlns:wpc="http://schemas.microsoft.com/office/word/2010/wordprocessingCanvas" xmlns:mc="http://schemas.openxmlformats.org/markup-compatibility/2006" xmlns:o="urn:schemas-microsoft-com:office:office" xmlns:r="http://schemas.openxmlformats.org/officeDocument/2006/relationships" xmlns:m="http://schemas.openxmlformats.org/officeDocument/2006/math" xmlns:v="urn:schemas-microsoft-com:vml" xmlns:wp14="http://schemas.microsoft.com/office/word/2010/wordprocessingDrawing" xmlns:wp="http://schemas.openxmlformats.org/drawingml/2006/wordprocessingDrawing" xmlns:w10="urn:schemas-microsoft-com:office:word" xmlns:w="http://schemas.openxmlformats.org/wordprocessingml/2006/main" xmlns:w14="http://schemas.microsoft.com/office/word/2010/wordml" xmlns:wpg="http://schemas.microsoft.com/office/word/2010/wordprocessingGroup" xmlns:wpi="http://schemas.microsoft.com/office/word/2010/wordprocessingInk" xmlns:wne="http://schemas.microsoft.com/office/word/2006/wordml" xmlns:wps="http://schemas.microsoft.com/office/word/2010/wordprocessingShape" mc:Ignorable="w14 wp14">
+  <w:p>
+    <w:pPr>
+      <w:pStyle w:val="Header"/>
+    </w:pPr>
+  </w:p>
+</w:hdr>
+</file>
+
+<file path=word/header2.xml><?xml version="1.0" encoding="utf-8"?>
 <w:hdr xmlns:wpc="http://schemas.microsoft.com/office/word/2010/wordprocessingCanvas" xmlns:mc="http://schemas.openxmlformats.org/markup-compatibility/2006" xmlns:o="urn:schemas-microsoft-com:office:office" xmlns:r="http://schemas.openxmlformats.org/officeDocument/2006/relationships" xmlns:m="http://schemas.openxmlformats.org/officeDocument/2006/math" xmlns:v="urn:schemas-microsoft-com:vml" xmlns:wp14="http://schemas.microsoft.com/office/word/2010/wordprocessingDrawing" xmlns:wp="http://schemas.openxmlformats.org/drawingml/2006/wordprocessingDrawing" xmlns:w10="urn:schemas-microsoft-com:office:word" xmlns:w="http://schemas.openxmlformats.org/wordprocessingml/2006/main" xmlns:w14="http://schemas.microsoft.com/office/word/2010/wordml" xmlns:wpg="http://schemas.microsoft.com/office/word/2010/wordprocessingGroup" xmlns:wpi="http://schemas.microsoft.com/office/word/2010/wordprocessingInk" xmlns:wne="http://schemas.microsoft.com/office/word/2006/wordml" xmlns:wps="http://schemas.microsoft.com/office/word/2010/wordprocessingShape" mc:Ignorable="w14 wp14">
   <w:tbl>
     <w:tblPr>
@@ -1198,6 +1207,16 @@
       </w:tc>
     </w:tr>
   </w:tbl>
+  <w:p>
+    <w:pPr>
+      <w:pStyle w:val="Header"/>
+    </w:pPr>
+  </w:p>
+</w:hdr>
+</file>
+
+<file path=word/header3.xml><?xml version="1.0" encoding="utf-8"?>
+<w:hdr xmlns:wpc="http://schemas.microsoft.com/office/word/2010/wordprocessingCanvas" xmlns:mc="http://schemas.openxmlformats.org/markup-compatibility/2006" xmlns:o="urn:schemas-microsoft-com:office:office" xmlns:r="http://schemas.openxmlformats.org/officeDocument/2006/relationships" xmlns:m="http://schemas.openxmlformats.org/officeDocument/2006/math" xmlns:v="urn:schemas-microsoft-com:vml" xmlns:wp14="http://schemas.microsoft.com/office/word/2010/wordprocessingDrawing" xmlns:wp="http://schemas.openxmlformats.org/drawingml/2006/wordprocessingDrawing" xmlns:w10="urn:schemas-microsoft-com:office:word" xmlns:w="http://schemas.openxmlformats.org/wordprocessingml/2006/main" xmlns:w14="http://schemas.microsoft.com/office/word/2010/wordml" xmlns:wpg="http://schemas.microsoft.com/office/word/2010/wordprocessingGroup" xmlns:wpi="http://schemas.microsoft.com/office/word/2010/wordprocessingInk" xmlns:wne="http://schemas.microsoft.com/office/word/2006/wordml" xmlns:wps="http://schemas.microsoft.com/office/word/2010/wordprocessingShape" mc:Ignorable="w14 wp14">
   <w:p>
     <w:pPr>
       <w:pStyle w:val="Header"/>
